--- a/8В41_Корнев_ТХИ_ЛБ1.docx
+++ b/8В41_Корнев_ТХИ_ЛБ1.docx
@@ -624,6 +624,16 @@
       </w:pPr>
       <w:r>
         <w:t> По данным обследований населения по проблемам занятости, 57% занятого населения имеют высшее или среднее профессиональное образование (30% - высшее и 27% - среднее профессиональное). C 2000г. доля занятого населения с высшим профессиональным образованием увеличилась (на 4 процентных пункта), со средним профессиональным - сократилась (на 4 процентных пункта).</w:t>
+      </w:r>
+      <w:r>
+        <w:t xml:space="preserve"> </w:t>
+      </w:r>
+      <w:r>
+        <w:rPr>
+          <w:b/>
+          <w:bCs/>
+        </w:rPr>
+        <w:t>ВНЕСЕНЫ ИЗМЕНЕНИЯ УЧАСТНИКОМ 2</w:t>
       </w:r>
     </w:p>
     <w:p>

--- a/8В41_Корнев_ТХИ_ЛБ1.docx
+++ b/8В41_Корнев_ТХИ_ЛБ1.docx
@@ -1,6 +1,6 @@
 
 <file path=word/document.xml><?xml version="1.0" encoding="utf-8"?>
-<w:document xmlns:wpc="http://schemas.microsoft.com/office/word/2010/wordprocessingCanvas" xmlns:cx="http://schemas.microsoft.com/office/drawing/2014/chartex" xmlns:cx1="http://schemas.microsoft.com/office/drawing/2015/9/8/chartex" xmlns:cx2="http://schemas.microsoft.com/office/drawing/2015/10/21/chartex" xmlns:cx3="http://schemas.microsoft.com/office/drawing/2016/5/9/chartex" xmlns:cx4="http://schemas.microsoft.com/office/drawing/2016/5/10/chartex" xmlns:cx5="http://schemas.microsoft.com/office/drawing/2016/5/11/chartex" xmlns:cx6="http://schemas.microsoft.com/office/drawing/2016/5/12/chartex" xmlns:cx7="http://schemas.microsoft.com/office/drawing/2016/5/13/chartex" xmlns:cx8="http://schemas.microsoft.com/office/drawing/2016/5/14/chartex" xmlns:mc="http://schemas.openxmlformats.org/markup-compatibility/2006" xmlns:aink="http://schemas.microsoft.com/office/drawing/2016/ink" xmlns:am3d="http://schemas.microsoft.com/office/drawing/2017/model3d" xmlns:o="urn:schemas-microsoft-com:office:office" xmlns:oel="http://schemas.microsoft.com/office/2019/extlst" xmlns:r="http://schemas.openxmlformats.org/officeDocument/2006/relationships" xmlns:m="http://schemas.openxmlformats.org/officeDocument/2006/math" xmlns:v="urn:schemas-microsoft-com:vml" xmlns:wp14="http://schemas.microsoft.com/office/word/2010/wordprocessingDrawing" xmlns:wp="http://schemas.openxmlformats.org/drawingml/2006/wordprocessingDrawing" xmlns:w10="urn:schemas-microsoft-com:office:word" xmlns:w="http://schemas.openxmlformats.org/wordprocessingml/2006/main" xmlns:w14="http://schemas.microsoft.com/office/word/2010/wordml" xmlns:w15="http://schemas.microsoft.com/office/word/2012/wordml" xmlns:w16cex="http://schemas.microsoft.com/office/word/2018/wordml/cex" xmlns:w16cid="http://schemas.microsoft.com/office/word/2016/wordml/cid" xmlns:w16="http://schemas.microsoft.com/office/word/2018/wordml" xmlns:w16du="http://schemas.microsoft.com/office/word/2023/wordml/word16du" xmlns:w16sdtdh="http://schemas.microsoft.com/office/word/2020/wordml/sdtdatahash" xmlns:w16sdtfl="http://schemas.microsoft.com/office/word/2024/wordml/sdtformatlock" xmlns:w16se="http://schemas.microsoft.com/office/word/2015/wordml/symex" xmlns:wpg="http://schemas.microsoft.com/office/word/2010/wordprocessingGroup" xmlns:wpi="http://schemas.microsoft.com/office/word/2010/wordprocessingInk" xmlns:wne="http://schemas.microsoft.com/office/word/2006/wordml" xmlns:wps="http://schemas.microsoft.com/office/word/2010/wordprocessingShape" mc:Ignorable="w14 w15 w16se w16cid w16 w16cex w16sdtdh w16sdtfl w16du wp14">
+<w:document xmlns:wpc="http://schemas.microsoft.com/office/word/2010/wordprocessingCanvas" xmlns:cx="http://schemas.microsoft.com/office/drawing/2014/chartex" xmlns:cx1="http://schemas.microsoft.com/office/drawing/2015/9/8/chartex" xmlns:cx2="http://schemas.microsoft.com/office/drawing/2015/10/21/chartex" xmlns:cx3="http://schemas.microsoft.com/office/drawing/2016/5/9/chartex" xmlns:cx4="http://schemas.microsoft.com/office/drawing/2016/5/10/chartex" xmlns:cx5="http://schemas.microsoft.com/office/drawing/2016/5/11/chartex" xmlns:cx6="http://schemas.microsoft.com/office/drawing/2016/5/12/chartex" xmlns:cx7="http://schemas.microsoft.com/office/drawing/2016/5/13/chartex" xmlns:cx8="http://schemas.microsoft.com/office/drawing/2016/5/14/chartex" xmlns:mc="http://schemas.openxmlformats.org/markup-compatibility/2006" xmlns:aink="http://schemas.microsoft.com/office/drawing/2016/ink" xmlns:am3d="http://schemas.microsoft.com/office/drawing/2017/model3d" xmlns:o="urn:schemas-microsoft-com:office:office" xmlns:r="http://schemas.openxmlformats.org/officeDocument/2006/relationships" xmlns:m="http://schemas.openxmlformats.org/officeDocument/2006/math" xmlns:v="urn:schemas-microsoft-com:vml" xmlns:wp14="http://schemas.microsoft.com/office/word/2010/wordprocessingDrawing" xmlns:wp="http://schemas.openxmlformats.org/drawingml/2006/wordprocessingDrawing" xmlns:w10="urn:schemas-microsoft-com:office:word" xmlns:w="http://schemas.openxmlformats.org/wordprocessingml/2006/main" xmlns:w14="http://schemas.microsoft.com/office/word/2010/wordml" xmlns:w15="http://schemas.microsoft.com/office/word/2012/wordml" xmlns:w16cex="http://schemas.microsoft.com/office/word/2018/wordml/cex" xmlns:w16cid="http://schemas.microsoft.com/office/word/2016/wordml/cid" xmlns:w16="http://schemas.microsoft.com/office/word/2018/wordml" xmlns:w16se="http://schemas.microsoft.com/office/word/2015/wordml/symex" xmlns:wpg="http://schemas.microsoft.com/office/word/2010/wordprocessingGroup" xmlns:wpi="http://schemas.microsoft.com/office/word/2010/wordprocessingInk" xmlns:wne="http://schemas.microsoft.com/office/word/2006/wordml" xmlns:wps="http://schemas.microsoft.com/office/word/2010/wordprocessingShape" mc:Ignorable="w14 w15 w16se w16cid w16 w16cex wp14">
   <w:body>
     <w:p>
       <w:pPr>
@@ -35,6 +35,7 @@
           <w:docPartUnique/>
         </w:docPartObj>
       </w:sdtPr>
+      <w:sdtEndPr/>
       <w:sdtContent>
         <w:p>
           <w:pPr>
@@ -345,15 +346,7 @@
         <w:jc w:val="both"/>
       </w:pPr>
       <w:r>
-        <w:t xml:space="preserve"> По данным обследования населения по проблемам занятости, в I квартале 2012г. численность экономически активного населения в возрасте </w:t>
-      </w:r>
-      <w:proofErr w:type="gramStart"/>
-      <w:r>
-        <w:t>15-72</w:t>
-      </w:r>
-      <w:proofErr w:type="gramEnd"/>
-      <w:r>
-        <w:t xml:space="preserve"> лет (занятые + безработные) составила 74,8 </w:t>
+        <w:t xml:space="preserve"> По данным обследования населения по проблемам занятости, в I квартале 2012г. численность экономически активного населения в возрасте 15-72 лет (занятые + безработные) составила 74,8 </w:t>
       </w:r>
       <w:proofErr w:type="spellStart"/>
       <w:proofErr w:type="gramStart"/>
@@ -363,15 +356,10 @@
       <w:proofErr w:type="spellEnd"/>
       <w:proofErr w:type="gramEnd"/>
       <w:r>
-        <w:t xml:space="preserve">. Уровень экономической активности населения в возрасте </w:t>
-      </w:r>
-      <w:proofErr w:type="gramStart"/>
-      <w:r>
-        <w:t>15-72</w:t>
-      </w:r>
-      <w:proofErr w:type="gramEnd"/>
-      <w:r>
-        <w:t xml:space="preserve"> лет (отношение численности экономически активного населения к общей численности населения данной возрастной группы) составил 67,4%.</w:t>
+        <w:t xml:space="preserve">. Уровень экономической активности населения в возрасте 15-72 </w:t>
+      </w:r>
+      <w:r>
+        <w:t>лет (отношение численности экономически активного населения к общей численности населения данной возрастной группы) составил 67,4%.</w:t>
       </w:r>
     </w:p>
     <w:p>
@@ -389,25 +377,21 @@
       <w:proofErr w:type="spellEnd"/>
       <w:proofErr w:type="gramEnd"/>
       <w:r>
-        <w:t xml:space="preserve"> классифицировались как занятые экономической деятельностью и 4,9 </w:t>
+        <w:t xml:space="preserve"> классифицировались как занятые экономической деятельностью и</w:t>
+      </w:r>
+      <w:r>
+        <w:t xml:space="preserve"> 4,9 </w:t>
       </w:r>
       <w:proofErr w:type="spellStart"/>
-      <w:proofErr w:type="gramStart"/>
       <w:r>
         <w:t>млн.человек</w:t>
       </w:r>
       <w:proofErr w:type="spellEnd"/>
-      <w:proofErr w:type="gramEnd"/>
-      <w:r>
-        <w:t xml:space="preserve"> - как безработные с применением критериев МОТ (то есть не имели работы или доходного занятия, искали работу и были готовы приступить к ней в обследуемую неделю). По сравнению с I кварталом 2011г. численность занятого населения увеличилась на 0,5 </w:t>
-      </w:r>
-      <w:proofErr w:type="gramStart"/>
-      <w:r>
-        <w:t>млн.</w:t>
-      </w:r>
-      <w:proofErr w:type="gramEnd"/>
-      <w:r>
-        <w:t xml:space="preserve"> человек, или на 0,7%, численность безработных сократилась на 0,7 </w:t>
+      <w:r>
+        <w:t xml:space="preserve"> - как безработные с применением критериев МОТ (то есть не имели работы или доходного занятия, искали работу и были готовы приступить к ней в обследуемую неделю). По сравнению с I кварталом 2011г. численность занятого населения увеличилась </w:t>
+      </w:r>
+      <w:r>
+        <w:t xml:space="preserve">на 0,5 млн. человек, или на 0,7%, численность безработных сократилась на 0,7 </w:t>
       </w:r>
       <w:proofErr w:type="spellStart"/>
       <w:proofErr w:type="gramStart"/>
@@ -474,7 +458,10 @@
         <w:jc w:val="both"/>
       </w:pPr>
       <w:r>
-        <w:t>Итоги обследований свидетельствуют, что, благодаря реализации в 2009-2010гг. программ по стабилизации ситуации на рынке труда, удалось сдержать нарастание кризисных явлений на рынке труда и улучшить в 2011г. и I квартале 2012г. ряд показателей, характеризующих состояние рынка труда, которые были зафиксированы в докризисном 2008 году.</w:t>
+        <w:t>Итоги обследований свидетельствуют, что, благодаря реализации в 2009-2010гг. программ по стабилизации ситуации на рынке труда, удалось сдержать нараст</w:t>
+      </w:r>
+      <w:r>
+        <w:t>ание кризисных явлений на рынке труда и улучшить в 2011г. и I квартале 2012г. ряд показателей, характеризующих состояние рынка труда, которые были зафиксированы в докризисном 2008 году.</w:t>
       </w:r>
     </w:p>
     <w:p>
@@ -501,15 +488,13 @@
         <w:jc w:val="both"/>
       </w:pPr>
       <w:r>
-        <w:t xml:space="preserve"> До кризиса в 2008г. показатели уровня безработицы среди мужчин и женщин отличались незначительно: на </w:t>
-      </w:r>
-      <w:proofErr w:type="gramStart"/>
-      <w:r>
-        <w:t>0,2-0,4</w:t>
-      </w:r>
-      <w:proofErr w:type="gramEnd"/>
-      <w:r>
-        <w:t xml:space="preserve"> процентного пункта уровень безработицы среди мужчин превышал уровень безработицы среди женщин. В феврале 2009г., когда был отмечен самый высокий уровень безработицы за период кризиса, этот разрыв увеличился до 1,6 процентного пункта. В среднем за 2009г. уровень безработицы среди мужчин и женщин отличался на 1,2 процентного пункта, за 2010г. - на 1,1 процентного пункта, за 2011г. - на 0,8 процентного пункта.</w:t>
+        <w:t> До кризиса в 2008г. показатели уро</w:t>
+      </w:r>
+      <w:r>
+        <w:t>вня безработицы среди мужчин и женщин отличались незначительно: на 0,2-0,4 процентного пункта уровень безработицы среди мужчин превышал уровень безработицы среди женщин. В феврале 2009г., когда был отмечен самый высокий уровень безработицы за период кризис</w:t>
+      </w:r>
+      <w:r>
+        <w:t>а, этот разрыв увеличился до 1,6 процентного пункта. В среднем за 2009г. уровень безработицы среди мужчин и женщин отличался на 1,2 процентного пункта, за 2010г. - на 1,1 процентного пункта, за 2011г. - на 0,8 процентного пункта.</w:t>
       </w:r>
     </w:p>
     <w:p>
@@ -517,7 +502,10 @@
         <w:jc w:val="both"/>
       </w:pPr>
       <w:r>
-        <w:t xml:space="preserve">В январе 2012г. уровень безработицы среди мужчин составил 6,9% и был на 0,7 процентного пункта выше уровня безработицы среди </w:t>
+        <w:t>В январе 2012г. уровень бе</w:t>
+      </w:r>
+      <w:r>
+        <w:t xml:space="preserve">зработицы среди мужчин составил 6,9% и был на 0,7 процентного пункта выше уровня безработицы среди </w:t>
       </w:r>
       <w:proofErr w:type="gramStart"/>
       <w:r>
@@ -588,7 +576,13 @@
         <w:jc w:val="both"/>
       </w:pPr>
       <w:r>
-        <w:t>До начала кризиса, в I полугодии 2008г. разрыв между долей мужчин и женщин в общей численности безработных составлял 6 процентных пунктов (соответственно, 53% и 47%), в феврале 2009г. увеличился до 10 процентных пунктов (соответственно, 55% и 45%). Это явилось следствием более быстрых темпов роста безработицы среди мужчин, чем среди женщин. В феврале 2009г. численность безработных мужчин увеличилась по сравнению с февралем 2008г. на 39%, безработных женщин - на 26% (при общем увеличении численности безработных на 33%).</w:t>
+        <w:t>До начала кризиса, в I полугодии 2008г. разрыв между долей мужчин и женщин в общей численности безработных составлял 6 процентных пунктов</w:t>
+      </w:r>
+      <w:r>
+        <w:t xml:space="preserve"> (соответственно, 53% и 47%), в феврале 2009г. увеличился до 10 процентных пунктов (соответственно, 55% и 45%). Это явилось следствием более быстрых темпов роста безработицы среди мужчин, чем среди женщин. В феврале 2009г. численность безработных мужчин ув</w:t>
+      </w:r>
+      <w:r>
+        <w:t>еличилась по сравнению с февралем 2008г. на 39%, безработных женщин - на 26% (при общем увеличении численности безработных на 33%).</w:t>
       </w:r>
     </w:p>
     <w:p>
@@ -596,7 +590,10 @@
         <w:jc w:val="both"/>
       </w:pPr>
       <w:r>
-        <w:t>В среднем за 2009г. доля мужчин и женщин в общей численности безработных составила, соответственно, 54% и 46%, за 2010г. - 55% и 45%, за 2011г. - 54% и 46% и в I квартале 2012г. - 55% и 45%.</w:t>
+        <w:t>В среднем за 2009г. доля мужчин и женщин в общей численности безработных составила, соответственно, 54% и 46%, за 2010г. - 5</w:t>
+      </w:r>
+      <w:r>
+        <w:t>5% и 45%, за 2011г. - 54% и 46% и в I квартале 2012г. - 55% и 45%.</w:t>
       </w:r>
     </w:p>
     <w:p>
@@ -621,9 +618,17 @@
     <w:p>
       <w:pPr>
         <w:jc w:val="both"/>
+        <w:rPr>
+          <w:b/>
+          <w:bCs/>
+          <w:color w:val="70AD47" w:themeColor="accent6"/>
+        </w:rPr>
       </w:pPr>
       <w:r>
-        <w:t> По данным обследований населения по проблемам занятости, 57% занятого населения имеют высшее или среднее профессиональное образование (30% - высшее и 27% - среднее профессиональное). C 2000г. доля занятого населения с высшим профессиональным образованием увеличилась (на 4 процентных пункта), со средним профессиональным - сократилась (на 4 процентных пункта).</w:t>
+        <w:t xml:space="preserve"> По данным обследований населения по проблемам занятости, 57% занятого населения имеют высшее или среднее </w:t>
+      </w:r>
+      <w:r>
+        <w:t>профессиональное образование (30% - высшее и 27% - среднее профессиональное). C 2000г. доля занятого населения с высшим профессиональным образованием увеличилась (на 4 процентных пункта), со средним профессиональным - сократилась (на 4 процентных пункта).</w:t>
       </w:r>
       <w:r>
         <w:t xml:space="preserve"> </w:t>
@@ -635,6 +640,23 @@
         </w:rPr>
         <w:t>ВНЕСЕНЫ ИЗМЕНЕНИЯ УЧАСТНИКОМ 2</w:t>
       </w:r>
+      <w:r>
+        <w:rPr>
+          <w:b/>
+          <w:bCs/>
+        </w:rPr>
+        <w:t xml:space="preserve"> </w:t>
+      </w:r>
+      <w:r>
+        <w:rPr>
+          <w:b/>
+          <w:bCs/>
+          <w:color w:val="70AD47" w:themeColor="accent6"/>
+        </w:rPr>
+        <w:t>ИЗМЕНЕНИЯ ПРОСМОТРЕНЫ УЧАСТНИКОМ 1</w:t>
+      </w:r>
+      <w:bookmarkStart w:id="4" w:name="_GoBack"/>
+      <w:bookmarkEnd w:id="4"/>
     </w:p>
     <w:p>
       <w:pPr>
@@ -642,7 +664,10 @@
       </w:pPr>
       <w:r>
         <w:lastRenderedPageBreak/>
-        <w:t>Среди безработных специалисты с высшим или средним профессиональным образованием составляют 36%. По сравнению с 2000г. доля безработных с высшим профессиональным образованием увеличилась (на 3 процентных пункта) и составляет 16%, со средним профессиональным образованием - сократилась (на 6 процентных пунктов) и составляет 20%.</w:t>
+        <w:t xml:space="preserve">Среди безработных специалисты с высшим или средним профессиональным образованием составляют 36%. По сравнению с 2000г. доля безработных с высшим профессиональным образованием увеличилась (на 3 процентных пункта) и составляет </w:t>
+      </w:r>
+      <w:r>
+        <w:t>16%, со средним профессиональным образованием - сократилась (на 6 процентных пунктов) и составляет 20%.</w:t>
       </w:r>
     </w:p>
     <w:p>
@@ -650,7 +675,10 @@
         <w:jc w:val="both"/>
       </w:pPr>
       <w:r>
-        <w:t>За тот же период существенно возросла доля лиц с начальным профессиональным образованием среди занятого населения (с 10% - в 2000г. до 20% - в 2011г.) и безработных (с 12% - в 2000г. до 20% - в 2011г.).</w:t>
+        <w:t>За тот же период существенно возросла доля лиц с начальным профессиональным образованием среди занятого населения (с 10% - в 2000г. до 20% - в 2011г.) и</w:t>
+      </w:r>
+      <w:r>
+        <w:t xml:space="preserve"> безработных (с 12% - в 2000г. до 20% - в 2011г.).</w:t>
       </w:r>
     </w:p>
     <w:p>
@@ -706,7 +734,10 @@
         <w:jc w:val="both"/>
       </w:pPr>
       <w:r>
-        <w:t>Статистические данные показывают, что чем выше уровень образования, тем выше уровень занятости и ниже безработица. В 2011г. уровень занятости среди населения с высшим профессиональным образованием составил 81,5%</w:t>
+        <w:t>Статистические данные показывают, что чем выше уровень образования, тем выше уровень занятости и ниже безработица. В 2011г. уровень занятости среди населения с высшим профессиональным образованием состав</w:t>
+      </w:r>
+      <w:r>
+        <w:t>ил 81,5%</w:t>
       </w:r>
       <w:r>
         <w:rPr>
@@ -733,7 +764,10 @@
       </w:pPr>
       <w:r>
         <w:lastRenderedPageBreak/>
-        <w:t>Существенно выше уровень безработицы и ниже уровень занятости среди населения, не имеющего профессионального образования - в среднем 41,9% и 11,5% соответственно.</w:t>
+        <w:t>Существенно выше уровень безработицы и ниже уровень занятости среди населения, не имеюще</w:t>
+      </w:r>
+      <w:r>
+        <w:t>го профессионального образования - в среднем 41,9% и 11,5% соответственно.</w:t>
       </w:r>
     </w:p>
     <w:p>
@@ -789,23 +823,16 @@
         <w:jc w:val="both"/>
       </w:pPr>
       <w:r>
-        <w:t xml:space="preserve">Статистические данные показывают, что среди населения в возрасте от 20 до 60 лет уровень занятости специалистов со средним профессиональным образованием незначительно превышает уровень занятости лиц с начальным профессиональным образованием в пределах одной возрастной группы - коэффициент превышения составляет от 1,0 до 1,05.В таких же пределах коэффициент превышения уровней занятости специалистов с высшим и средним профессиональным образованием в возрастных группах от 20 до 49 лет. В то же время среди населения в возрасте 50 лет и старше уровень занятости специалистов с высшим профессиональным образованием существенно выше, чем специалистов со средним профессиональным образованием: в возрастной группе </w:t>
-      </w:r>
-      <w:proofErr w:type="gramStart"/>
-      <w:r>
-        <w:t>50-59</w:t>
-      </w:r>
-      <w:proofErr w:type="gramEnd"/>
-      <w:r>
-        <w:t xml:space="preserve"> лет коэффициент превышения составляет 1,13; </w:t>
-      </w:r>
-      <w:proofErr w:type="gramStart"/>
-      <w:r>
-        <w:t>60-72</w:t>
-      </w:r>
-      <w:proofErr w:type="gramEnd"/>
-      <w:r>
-        <w:t xml:space="preserve"> лет - 1,42.</w:t>
+        <w:t>Статистические данные показывают, что среди населения в возрасте от 20 до 60 лет уровень занятости специалистов со средним профессиональным образованием незначительно превышает ур</w:t>
+      </w:r>
+      <w:r>
+        <w:t>овень занятости лиц с начальным профессиональным образованием в пределах одной возрастной группы - коэффициент превышения составляет от 1,0 до 1,05.В таких же пределах коэффициент превышения уровней занятости специалистов с высшим и средним профессиональны</w:t>
+      </w:r>
+      <w:r>
+        <w:t>м образованием в возрастных группах от 20 до 49 лет. В то же время среди населения в возрасте 50 лет и старше уровень занятости специалистов с высшим профессиональным образованием существенно выше, чем специалистов со средним профессиональным образованием:</w:t>
+      </w:r>
+      <w:r>
+        <w:t xml:space="preserve"> в возрастной группе 50-59 лет коэффициент превышения составляет 1,13; 60-72 лет - 1,42.</w:t>
       </w:r>
     </w:p>
     <w:p>
@@ -822,15 +849,7 @@
       </w:pPr>
       <w:r>
         <w:lastRenderedPageBreak/>
-        <w:t xml:space="preserve">Таблица 1. Экономическая активность населения в возрасте </w:t>
-      </w:r>
-      <w:proofErr w:type="gramStart"/>
-      <w:r>
-        <w:t>15-72</w:t>
-      </w:r>
-      <w:proofErr w:type="gramEnd"/>
-      <w:r>
-        <w:t xml:space="preserve"> лет, имеющего профессиональное образование, по профессиям и специальностям по диплому в 2011 году</w:t>
+        <w:t>Таблица 1. Экономическая активность населения в возрасте 15-72 лет, имеющего профессиональное образование, по профессиям и специальностям по диплому в 2011 году</w:t>
       </w:r>
     </w:p>
     <w:p>
@@ -1405,7 +1424,17 @@
                 <w:color w:val="FFFFFF" w:themeColor="background1"/>
                 <w:sz w:val="22"/>
               </w:rPr>
-              <w:t>   в том числе по уровню образования:</w:t>
+              <w:t xml:space="preserve">   в том числе по уровню </w:t>
+            </w:r>
+            <w:r>
+              <w:rPr>
+                <w:rFonts w:asciiTheme="minorHAnsi" w:hAnsiTheme="minorHAnsi" w:cstheme="minorHAnsi"/>
+                <w:b/>
+                <w:bCs/>
+                <w:color w:val="FFFFFF" w:themeColor="background1"/>
+                <w:sz w:val="22"/>
+              </w:rPr>
+              <w:t>образования:</w:t>
             </w:r>
             <w:r>
               <w:rPr>
@@ -2861,7 +2890,17 @@
                 <w:color w:val="FFFFFF" w:themeColor="background1"/>
                 <w:sz w:val="22"/>
               </w:rPr>
-              <w:t>сельское и рыбное хозяйство</w:t>
+              <w:t xml:space="preserve">сельское и </w:t>
+            </w:r>
+            <w:r>
+              <w:rPr>
+                <w:rFonts w:asciiTheme="minorHAnsi" w:hAnsiTheme="minorHAnsi" w:cstheme="minorHAnsi"/>
+                <w:b/>
+                <w:bCs/>
+                <w:color w:val="FFFFFF" w:themeColor="background1"/>
+                <w:sz w:val="22"/>
+              </w:rPr>
+              <w:t>рыбное хозяйство</w:t>
             </w:r>
           </w:p>
         </w:tc>
@@ -4180,7 +4219,7 @@
 </file>
 
 <file path=word/endnotes.xml><?xml version="1.0" encoding="utf-8"?>
-<w:endnotes xmlns:wpc="http://schemas.microsoft.com/office/word/2010/wordprocessingCanvas" xmlns:cx="http://schemas.microsoft.com/office/drawing/2014/chartex" xmlns:cx1="http://schemas.microsoft.com/office/drawing/2015/9/8/chartex" xmlns:cx2="http://schemas.microsoft.com/office/drawing/2015/10/21/chartex" xmlns:cx3="http://schemas.microsoft.com/office/drawing/2016/5/9/chartex" xmlns:cx4="http://schemas.microsoft.com/office/drawing/2016/5/10/chartex" xmlns:cx5="http://schemas.microsoft.com/office/drawing/2016/5/11/chartex" xmlns:cx6="http://schemas.microsoft.com/office/drawing/2016/5/12/chartex" xmlns:cx7="http://schemas.microsoft.com/office/drawing/2016/5/13/chartex" xmlns:cx8="http://schemas.microsoft.com/office/drawing/2016/5/14/chartex" xmlns:mc="http://schemas.openxmlformats.org/markup-compatibility/2006" xmlns:aink="http://schemas.microsoft.com/office/drawing/2016/ink" xmlns:am3d="http://schemas.microsoft.com/office/drawing/2017/model3d" xmlns:o="urn:schemas-microsoft-com:office:office" xmlns:oel="http://schemas.microsoft.com/office/2019/extlst" xmlns:r="http://schemas.openxmlformats.org/officeDocument/2006/relationships" xmlns:m="http://schemas.openxmlformats.org/officeDocument/2006/math" xmlns:v="urn:schemas-microsoft-com:vml" xmlns:wp14="http://schemas.microsoft.com/office/word/2010/wordprocessingDrawing" xmlns:wp="http://schemas.openxmlformats.org/drawingml/2006/wordprocessingDrawing" xmlns:w10="urn:schemas-microsoft-com:office:word" xmlns:w="http://schemas.openxmlformats.org/wordprocessingml/2006/main" xmlns:w14="http://schemas.microsoft.com/office/word/2010/wordml" xmlns:w15="http://schemas.microsoft.com/office/word/2012/wordml" xmlns:w16cex="http://schemas.microsoft.com/office/word/2018/wordml/cex" xmlns:w16cid="http://schemas.microsoft.com/office/word/2016/wordml/cid" xmlns:w16="http://schemas.microsoft.com/office/word/2018/wordml" xmlns:w16du="http://schemas.microsoft.com/office/word/2023/wordml/word16du" xmlns:w16sdtdh="http://schemas.microsoft.com/office/word/2020/wordml/sdtdatahash" xmlns:w16sdtfl="http://schemas.microsoft.com/office/word/2024/wordml/sdtformatlock" xmlns:w16se="http://schemas.microsoft.com/office/word/2015/wordml/symex" xmlns:wpg="http://schemas.microsoft.com/office/word/2010/wordprocessingGroup" xmlns:wpi="http://schemas.microsoft.com/office/word/2010/wordprocessingInk" xmlns:wne="http://schemas.microsoft.com/office/word/2006/wordml" xmlns:wps="http://schemas.microsoft.com/office/word/2010/wordprocessingShape" mc:Ignorable="w14 w15 w16se w16cid w16 w16cex w16sdtdh w16sdtfl w16du wp14">
+<w:endnotes xmlns:wpc="http://schemas.microsoft.com/office/word/2010/wordprocessingCanvas" xmlns:cx="http://schemas.microsoft.com/office/drawing/2014/chartex" xmlns:cx1="http://schemas.microsoft.com/office/drawing/2015/9/8/chartex" xmlns:cx2="http://schemas.microsoft.com/office/drawing/2015/10/21/chartex" xmlns:cx3="http://schemas.microsoft.com/office/drawing/2016/5/9/chartex" xmlns:cx4="http://schemas.microsoft.com/office/drawing/2016/5/10/chartex" xmlns:cx5="http://schemas.microsoft.com/office/drawing/2016/5/11/chartex" xmlns:cx6="http://schemas.microsoft.com/office/drawing/2016/5/12/chartex" xmlns:cx7="http://schemas.microsoft.com/office/drawing/2016/5/13/chartex" xmlns:cx8="http://schemas.microsoft.com/office/drawing/2016/5/14/chartex" xmlns:mc="http://schemas.openxmlformats.org/markup-compatibility/2006" xmlns:aink="http://schemas.microsoft.com/office/drawing/2016/ink" xmlns:am3d="http://schemas.microsoft.com/office/drawing/2017/model3d" xmlns:o="urn:schemas-microsoft-com:office:office" xmlns:r="http://schemas.openxmlformats.org/officeDocument/2006/relationships" xmlns:m="http://schemas.openxmlformats.org/officeDocument/2006/math" xmlns:v="urn:schemas-microsoft-com:vml" xmlns:wp14="http://schemas.microsoft.com/office/word/2010/wordprocessingDrawing" xmlns:wp="http://schemas.openxmlformats.org/drawingml/2006/wordprocessingDrawing" xmlns:w10="urn:schemas-microsoft-com:office:word" xmlns:w="http://schemas.openxmlformats.org/wordprocessingml/2006/main" xmlns:w14="http://schemas.microsoft.com/office/word/2010/wordml" xmlns:w15="http://schemas.microsoft.com/office/word/2012/wordml" xmlns:w16cex="http://schemas.microsoft.com/office/word/2018/wordml/cex" xmlns:w16cid="http://schemas.microsoft.com/office/word/2016/wordml/cid" xmlns:w16="http://schemas.microsoft.com/office/word/2018/wordml" xmlns:w16se="http://schemas.microsoft.com/office/word/2015/wordml/symex" xmlns:wpg="http://schemas.microsoft.com/office/word/2010/wordprocessingGroup" xmlns:wpi="http://schemas.microsoft.com/office/word/2010/wordprocessingInk" xmlns:wne="http://schemas.microsoft.com/office/word/2006/wordml" xmlns:wps="http://schemas.microsoft.com/office/word/2010/wordprocessingShape" mc:Ignorable="w14 w15 w16se w16cid w16 w16cex wp14">
   <w:endnote w:type="separator" w:id="-1">
     <w:p>
       <w:pPr>
@@ -4205,7 +4244,7 @@
 </file>
 
 <file path=word/footer1.xml><?xml version="1.0" encoding="utf-8"?>
-<w:ftr xmlns:wpc="http://schemas.microsoft.com/office/word/2010/wordprocessingCanvas" xmlns:cx="http://schemas.microsoft.com/office/drawing/2014/chartex" xmlns:cx1="http://schemas.microsoft.com/office/drawing/2015/9/8/chartex" xmlns:cx2="http://schemas.microsoft.com/office/drawing/2015/10/21/chartex" xmlns:cx3="http://schemas.microsoft.com/office/drawing/2016/5/9/chartex" xmlns:cx4="http://schemas.microsoft.com/office/drawing/2016/5/10/chartex" xmlns:cx5="http://schemas.microsoft.com/office/drawing/2016/5/11/chartex" xmlns:cx6="http://schemas.microsoft.com/office/drawing/2016/5/12/chartex" xmlns:cx7="http://schemas.microsoft.com/office/drawing/2016/5/13/chartex" xmlns:cx8="http://schemas.microsoft.com/office/drawing/2016/5/14/chartex" xmlns:mc="http://schemas.openxmlformats.org/markup-compatibility/2006" xmlns:aink="http://schemas.microsoft.com/office/drawing/2016/ink" xmlns:am3d="http://schemas.microsoft.com/office/drawing/2017/model3d" xmlns:o="urn:schemas-microsoft-com:office:office" xmlns:oel="http://schemas.microsoft.com/office/2019/extlst" xmlns:r="http://schemas.openxmlformats.org/officeDocument/2006/relationships" xmlns:m="http://schemas.openxmlformats.org/officeDocument/2006/math" xmlns:v="urn:schemas-microsoft-com:vml" xmlns:wp14="http://schemas.microsoft.com/office/word/2010/wordprocessingDrawing" xmlns:wp="http://schemas.openxmlformats.org/drawingml/2006/wordprocessingDrawing" xmlns:w10="urn:schemas-microsoft-com:office:word" xmlns:w="http://schemas.openxmlformats.org/wordprocessingml/2006/main" xmlns:w14="http://schemas.microsoft.com/office/word/2010/wordml" xmlns:w15="http://schemas.microsoft.com/office/word/2012/wordml" xmlns:w16cex="http://schemas.microsoft.com/office/word/2018/wordml/cex" xmlns:w16cid="http://schemas.microsoft.com/office/word/2016/wordml/cid" xmlns:w16="http://schemas.microsoft.com/office/word/2018/wordml" xmlns:w16du="http://schemas.microsoft.com/office/word/2023/wordml/word16du" xmlns:w16sdtdh="http://schemas.microsoft.com/office/word/2020/wordml/sdtdatahash" xmlns:w16sdtfl="http://schemas.microsoft.com/office/word/2024/wordml/sdtformatlock" xmlns:w16se="http://schemas.microsoft.com/office/word/2015/wordml/symex" xmlns:wpg="http://schemas.microsoft.com/office/word/2010/wordprocessingGroup" xmlns:wpi="http://schemas.microsoft.com/office/word/2010/wordprocessingInk" xmlns:wne="http://schemas.microsoft.com/office/word/2006/wordml" xmlns:wps="http://schemas.microsoft.com/office/word/2010/wordprocessingShape" mc:Ignorable="w14 w15 w16se w16cid w16 w16cex w16sdtdh w16sdtfl w16du wp14">
+<w:ftr xmlns:wpc="http://schemas.microsoft.com/office/word/2010/wordprocessingCanvas" xmlns:cx="http://schemas.microsoft.com/office/drawing/2014/chartex" xmlns:cx1="http://schemas.microsoft.com/office/drawing/2015/9/8/chartex" xmlns:cx2="http://schemas.microsoft.com/office/drawing/2015/10/21/chartex" xmlns:cx3="http://schemas.microsoft.com/office/drawing/2016/5/9/chartex" xmlns:cx4="http://schemas.microsoft.com/office/drawing/2016/5/10/chartex" xmlns:cx5="http://schemas.microsoft.com/office/drawing/2016/5/11/chartex" xmlns:cx6="http://schemas.microsoft.com/office/drawing/2016/5/12/chartex" xmlns:cx7="http://schemas.microsoft.com/office/drawing/2016/5/13/chartex" xmlns:cx8="http://schemas.microsoft.com/office/drawing/2016/5/14/chartex" xmlns:mc="http://schemas.openxmlformats.org/markup-compatibility/2006" xmlns:aink="http://schemas.microsoft.com/office/drawing/2016/ink" xmlns:am3d="http://schemas.microsoft.com/office/drawing/2017/model3d" xmlns:o="urn:schemas-microsoft-com:office:office" xmlns:r="http://schemas.openxmlformats.org/officeDocument/2006/relationships" xmlns:m="http://schemas.openxmlformats.org/officeDocument/2006/math" xmlns:v="urn:schemas-microsoft-com:vml" xmlns:wp14="http://schemas.microsoft.com/office/word/2010/wordprocessingDrawing" xmlns:wp="http://schemas.openxmlformats.org/drawingml/2006/wordprocessingDrawing" xmlns:w10="urn:schemas-microsoft-com:office:word" xmlns:w="http://schemas.openxmlformats.org/wordprocessingml/2006/main" xmlns:w14="http://schemas.microsoft.com/office/word/2010/wordml" xmlns:w15="http://schemas.microsoft.com/office/word/2012/wordml" xmlns:w16cex="http://schemas.microsoft.com/office/word/2018/wordml/cex" xmlns:w16cid="http://schemas.microsoft.com/office/word/2016/wordml/cid" xmlns:w16="http://schemas.microsoft.com/office/word/2018/wordml" xmlns:w16se="http://schemas.microsoft.com/office/word/2015/wordml/symex" xmlns:wpg="http://schemas.microsoft.com/office/word/2010/wordprocessingGroup" xmlns:wpi="http://schemas.microsoft.com/office/word/2010/wordprocessingInk" xmlns:wne="http://schemas.microsoft.com/office/word/2006/wordml" xmlns:wps="http://schemas.microsoft.com/office/word/2010/wordprocessingShape" mc:Ignorable="w14 w15 w16se w16cid w16 w16cex wp14">
   <w:p>
     <w:pPr>
       <w:pStyle w:val="a9"/>
@@ -4215,7 +4254,7 @@
 </file>
 
 <file path=word/footer2.xml><?xml version="1.0" encoding="utf-8"?>
-<w:ftr xmlns:wpc="http://schemas.microsoft.com/office/word/2010/wordprocessingCanvas" xmlns:cx="http://schemas.microsoft.com/office/drawing/2014/chartex" xmlns:cx1="http://schemas.microsoft.com/office/drawing/2015/9/8/chartex" xmlns:cx2="http://schemas.microsoft.com/office/drawing/2015/10/21/chartex" xmlns:cx3="http://schemas.microsoft.com/office/drawing/2016/5/9/chartex" xmlns:cx4="http://schemas.microsoft.com/office/drawing/2016/5/10/chartex" xmlns:cx5="http://schemas.microsoft.com/office/drawing/2016/5/11/chartex" xmlns:cx6="http://schemas.microsoft.com/office/drawing/2016/5/12/chartex" xmlns:cx7="http://schemas.microsoft.com/office/drawing/2016/5/13/chartex" xmlns:cx8="http://schemas.microsoft.com/office/drawing/2016/5/14/chartex" xmlns:mc="http://schemas.openxmlformats.org/markup-compatibility/2006" xmlns:aink="http://schemas.microsoft.com/office/drawing/2016/ink" xmlns:am3d="http://schemas.microsoft.com/office/drawing/2017/model3d" xmlns:o="urn:schemas-microsoft-com:office:office" xmlns:oel="http://schemas.microsoft.com/office/2019/extlst" xmlns:r="http://schemas.openxmlformats.org/officeDocument/2006/relationships" xmlns:m="http://schemas.openxmlformats.org/officeDocument/2006/math" xmlns:v="urn:schemas-microsoft-com:vml" xmlns:wp14="http://schemas.microsoft.com/office/word/2010/wordprocessingDrawing" xmlns:wp="http://schemas.openxmlformats.org/drawingml/2006/wordprocessingDrawing" xmlns:w10="urn:schemas-microsoft-com:office:word" xmlns:w="http://schemas.openxmlformats.org/wordprocessingml/2006/main" xmlns:w14="http://schemas.microsoft.com/office/word/2010/wordml" xmlns:w15="http://schemas.microsoft.com/office/word/2012/wordml" xmlns:w16cex="http://schemas.microsoft.com/office/word/2018/wordml/cex" xmlns:w16cid="http://schemas.microsoft.com/office/word/2016/wordml/cid" xmlns:w16="http://schemas.microsoft.com/office/word/2018/wordml" xmlns:w16du="http://schemas.microsoft.com/office/word/2023/wordml/word16du" xmlns:w16sdtdh="http://schemas.microsoft.com/office/word/2020/wordml/sdtdatahash" xmlns:w16sdtfl="http://schemas.microsoft.com/office/word/2024/wordml/sdtformatlock" xmlns:w16se="http://schemas.microsoft.com/office/word/2015/wordml/symex" xmlns:wpg="http://schemas.microsoft.com/office/word/2010/wordprocessingGroup" xmlns:wpi="http://schemas.microsoft.com/office/word/2010/wordprocessingInk" xmlns:wne="http://schemas.microsoft.com/office/word/2006/wordml" xmlns:wps="http://schemas.microsoft.com/office/word/2010/wordprocessingShape" mc:Ignorable="w14 w15 w16se w16cid w16 w16cex w16sdtdh w16sdtfl w16du wp14">
+<w:ftr xmlns:wpc="http://schemas.microsoft.com/office/word/2010/wordprocessingCanvas" xmlns:cx="http://schemas.microsoft.com/office/drawing/2014/chartex" xmlns:cx1="http://schemas.microsoft.com/office/drawing/2015/9/8/chartex" xmlns:cx2="http://schemas.microsoft.com/office/drawing/2015/10/21/chartex" xmlns:cx3="http://schemas.microsoft.com/office/drawing/2016/5/9/chartex" xmlns:cx4="http://schemas.microsoft.com/office/drawing/2016/5/10/chartex" xmlns:cx5="http://schemas.microsoft.com/office/drawing/2016/5/11/chartex" xmlns:cx6="http://schemas.microsoft.com/office/drawing/2016/5/12/chartex" xmlns:cx7="http://schemas.microsoft.com/office/drawing/2016/5/13/chartex" xmlns:cx8="http://schemas.microsoft.com/office/drawing/2016/5/14/chartex" xmlns:mc="http://schemas.openxmlformats.org/markup-compatibility/2006" xmlns:aink="http://schemas.microsoft.com/office/drawing/2016/ink" xmlns:am3d="http://schemas.microsoft.com/office/drawing/2017/model3d" xmlns:o="urn:schemas-microsoft-com:office:office" xmlns:r="http://schemas.openxmlformats.org/officeDocument/2006/relationships" xmlns:m="http://schemas.openxmlformats.org/officeDocument/2006/math" xmlns:v="urn:schemas-microsoft-com:vml" xmlns:wp14="http://schemas.microsoft.com/office/word/2010/wordprocessingDrawing" xmlns:wp="http://schemas.openxmlformats.org/drawingml/2006/wordprocessingDrawing" xmlns:w10="urn:schemas-microsoft-com:office:word" xmlns:w="http://schemas.openxmlformats.org/wordprocessingml/2006/main" xmlns:w14="http://schemas.microsoft.com/office/word/2010/wordml" xmlns:w15="http://schemas.microsoft.com/office/word/2012/wordml" xmlns:w16cex="http://schemas.microsoft.com/office/word/2018/wordml/cex" xmlns:w16cid="http://schemas.microsoft.com/office/word/2016/wordml/cid" xmlns:w16="http://schemas.microsoft.com/office/word/2018/wordml" xmlns:w16se="http://schemas.microsoft.com/office/word/2015/wordml/symex" xmlns:wpg="http://schemas.microsoft.com/office/word/2010/wordprocessingGroup" xmlns:wpi="http://schemas.microsoft.com/office/word/2010/wordprocessingInk" xmlns:wne="http://schemas.microsoft.com/office/word/2006/wordml" xmlns:wps="http://schemas.microsoft.com/office/word/2010/wordprocessingShape" mc:Ignorable="w14 w15 w16se w16cid w16 w16cex wp14">
   <w:sdt>
     <w:sdtPr>
       <w:id w:val="-83307710"/>
@@ -4224,6 +4263,7 @@
         <w:docPartUnique/>
       </w:docPartObj>
     </w:sdtPr>
+    <w:sdtEndPr/>
     <w:sdtContent>
       <w:p>
         <w:pPr>
@@ -4257,7 +4297,7 @@
 </file>
 
 <file path=word/footer3.xml><?xml version="1.0" encoding="utf-8"?>
-<w:ftr xmlns:wpc="http://schemas.microsoft.com/office/word/2010/wordprocessingCanvas" xmlns:cx="http://schemas.microsoft.com/office/drawing/2014/chartex" xmlns:cx1="http://schemas.microsoft.com/office/drawing/2015/9/8/chartex" xmlns:cx2="http://schemas.microsoft.com/office/drawing/2015/10/21/chartex" xmlns:cx3="http://schemas.microsoft.com/office/drawing/2016/5/9/chartex" xmlns:cx4="http://schemas.microsoft.com/office/drawing/2016/5/10/chartex" xmlns:cx5="http://schemas.microsoft.com/office/drawing/2016/5/11/chartex" xmlns:cx6="http://schemas.microsoft.com/office/drawing/2016/5/12/chartex" xmlns:cx7="http://schemas.microsoft.com/office/drawing/2016/5/13/chartex" xmlns:cx8="http://schemas.microsoft.com/office/drawing/2016/5/14/chartex" xmlns:mc="http://schemas.openxmlformats.org/markup-compatibility/2006" xmlns:aink="http://schemas.microsoft.com/office/drawing/2016/ink" xmlns:am3d="http://schemas.microsoft.com/office/drawing/2017/model3d" xmlns:o="urn:schemas-microsoft-com:office:office" xmlns:oel="http://schemas.microsoft.com/office/2019/extlst" xmlns:r="http://schemas.openxmlformats.org/officeDocument/2006/relationships" xmlns:m="http://schemas.openxmlformats.org/officeDocument/2006/math" xmlns:v="urn:schemas-microsoft-com:vml" xmlns:wp14="http://schemas.microsoft.com/office/word/2010/wordprocessingDrawing" xmlns:wp="http://schemas.openxmlformats.org/drawingml/2006/wordprocessingDrawing" xmlns:w10="urn:schemas-microsoft-com:office:word" xmlns:w="http://schemas.openxmlformats.org/wordprocessingml/2006/main" xmlns:w14="http://schemas.microsoft.com/office/word/2010/wordml" xmlns:w15="http://schemas.microsoft.com/office/word/2012/wordml" xmlns:w16cex="http://schemas.microsoft.com/office/word/2018/wordml/cex" xmlns:w16cid="http://schemas.microsoft.com/office/word/2016/wordml/cid" xmlns:w16="http://schemas.microsoft.com/office/word/2018/wordml" xmlns:w16du="http://schemas.microsoft.com/office/word/2023/wordml/word16du" xmlns:w16sdtdh="http://schemas.microsoft.com/office/word/2020/wordml/sdtdatahash" xmlns:w16sdtfl="http://schemas.microsoft.com/office/word/2024/wordml/sdtformatlock" xmlns:w16se="http://schemas.microsoft.com/office/word/2015/wordml/symex" xmlns:wpg="http://schemas.microsoft.com/office/word/2010/wordprocessingGroup" xmlns:wpi="http://schemas.microsoft.com/office/word/2010/wordprocessingInk" xmlns:wne="http://schemas.microsoft.com/office/word/2006/wordml" xmlns:wps="http://schemas.microsoft.com/office/word/2010/wordprocessingShape" mc:Ignorable="w14 w15 w16se w16cid w16 w16cex w16sdtdh w16sdtfl w16du wp14">
+<w:ftr xmlns:wpc="http://schemas.microsoft.com/office/word/2010/wordprocessingCanvas" xmlns:cx="http://schemas.microsoft.com/office/drawing/2014/chartex" xmlns:cx1="http://schemas.microsoft.com/office/drawing/2015/9/8/chartex" xmlns:cx2="http://schemas.microsoft.com/office/drawing/2015/10/21/chartex" xmlns:cx3="http://schemas.microsoft.com/office/drawing/2016/5/9/chartex" xmlns:cx4="http://schemas.microsoft.com/office/drawing/2016/5/10/chartex" xmlns:cx5="http://schemas.microsoft.com/office/drawing/2016/5/11/chartex" xmlns:cx6="http://schemas.microsoft.com/office/drawing/2016/5/12/chartex" xmlns:cx7="http://schemas.microsoft.com/office/drawing/2016/5/13/chartex" xmlns:cx8="http://schemas.microsoft.com/office/drawing/2016/5/14/chartex" xmlns:mc="http://schemas.openxmlformats.org/markup-compatibility/2006" xmlns:aink="http://schemas.microsoft.com/office/drawing/2016/ink" xmlns:am3d="http://schemas.microsoft.com/office/drawing/2017/model3d" xmlns:o="urn:schemas-microsoft-com:office:office" xmlns:r="http://schemas.openxmlformats.org/officeDocument/2006/relationships" xmlns:m="http://schemas.openxmlformats.org/officeDocument/2006/math" xmlns:v="urn:schemas-microsoft-com:vml" xmlns:wp14="http://schemas.microsoft.com/office/word/2010/wordprocessingDrawing" xmlns:wp="http://schemas.openxmlformats.org/drawingml/2006/wordprocessingDrawing" xmlns:w10="urn:schemas-microsoft-com:office:word" xmlns:w="http://schemas.openxmlformats.org/wordprocessingml/2006/main" xmlns:w14="http://schemas.microsoft.com/office/word/2010/wordml" xmlns:w15="http://schemas.microsoft.com/office/word/2012/wordml" xmlns:w16cex="http://schemas.microsoft.com/office/word/2018/wordml/cex" xmlns:w16cid="http://schemas.microsoft.com/office/word/2016/wordml/cid" xmlns:w16="http://schemas.microsoft.com/office/word/2018/wordml" xmlns:w16se="http://schemas.microsoft.com/office/word/2015/wordml/symex" xmlns:wpg="http://schemas.microsoft.com/office/word/2010/wordprocessingGroup" xmlns:wpi="http://schemas.microsoft.com/office/word/2010/wordprocessingInk" xmlns:wne="http://schemas.microsoft.com/office/word/2006/wordml" xmlns:wps="http://schemas.microsoft.com/office/word/2010/wordprocessingShape" mc:Ignorable="w14 w15 w16se w16cid w16 w16cex wp14">
   <w:p>
     <w:pPr>
       <w:pStyle w:val="a9"/>
@@ -4267,7 +4307,7 @@
 </file>
 
 <file path=word/footer4.xml><?xml version="1.0" encoding="utf-8"?>
-<w:ftr xmlns:wpc="http://schemas.microsoft.com/office/word/2010/wordprocessingCanvas" xmlns:cx="http://schemas.microsoft.com/office/drawing/2014/chartex" xmlns:cx1="http://schemas.microsoft.com/office/drawing/2015/9/8/chartex" xmlns:cx2="http://schemas.microsoft.com/office/drawing/2015/10/21/chartex" xmlns:cx3="http://schemas.microsoft.com/office/drawing/2016/5/9/chartex" xmlns:cx4="http://schemas.microsoft.com/office/drawing/2016/5/10/chartex" xmlns:cx5="http://schemas.microsoft.com/office/drawing/2016/5/11/chartex" xmlns:cx6="http://schemas.microsoft.com/office/drawing/2016/5/12/chartex" xmlns:cx7="http://schemas.microsoft.com/office/drawing/2016/5/13/chartex" xmlns:cx8="http://schemas.microsoft.com/office/drawing/2016/5/14/chartex" xmlns:mc="http://schemas.openxmlformats.org/markup-compatibility/2006" xmlns:aink="http://schemas.microsoft.com/office/drawing/2016/ink" xmlns:am3d="http://schemas.microsoft.com/office/drawing/2017/model3d" xmlns:o="urn:schemas-microsoft-com:office:office" xmlns:oel="http://schemas.microsoft.com/office/2019/extlst" xmlns:r="http://schemas.openxmlformats.org/officeDocument/2006/relationships" xmlns:m="http://schemas.openxmlformats.org/officeDocument/2006/math" xmlns:v="urn:schemas-microsoft-com:vml" xmlns:wp14="http://schemas.microsoft.com/office/word/2010/wordprocessingDrawing" xmlns:wp="http://schemas.openxmlformats.org/drawingml/2006/wordprocessingDrawing" xmlns:w10="urn:schemas-microsoft-com:office:word" xmlns:w="http://schemas.openxmlformats.org/wordprocessingml/2006/main" xmlns:w14="http://schemas.microsoft.com/office/word/2010/wordml" xmlns:w15="http://schemas.microsoft.com/office/word/2012/wordml" xmlns:w16cex="http://schemas.microsoft.com/office/word/2018/wordml/cex" xmlns:w16cid="http://schemas.microsoft.com/office/word/2016/wordml/cid" xmlns:w16="http://schemas.microsoft.com/office/word/2018/wordml" xmlns:w16du="http://schemas.microsoft.com/office/word/2023/wordml/word16du" xmlns:w16sdtdh="http://schemas.microsoft.com/office/word/2020/wordml/sdtdatahash" xmlns:w16sdtfl="http://schemas.microsoft.com/office/word/2024/wordml/sdtformatlock" xmlns:w16se="http://schemas.microsoft.com/office/word/2015/wordml/symex" xmlns:wpg="http://schemas.microsoft.com/office/word/2010/wordprocessingGroup" xmlns:wpi="http://schemas.microsoft.com/office/word/2010/wordprocessingInk" xmlns:wne="http://schemas.microsoft.com/office/word/2006/wordml" xmlns:wps="http://schemas.microsoft.com/office/word/2010/wordprocessingShape" mc:Ignorable="w14 w15 w16se w16cid w16 w16cex w16sdtdh w16sdtfl w16du wp14">
+<w:ftr xmlns:wpc="http://schemas.microsoft.com/office/word/2010/wordprocessingCanvas" xmlns:cx="http://schemas.microsoft.com/office/drawing/2014/chartex" xmlns:cx1="http://schemas.microsoft.com/office/drawing/2015/9/8/chartex" xmlns:cx2="http://schemas.microsoft.com/office/drawing/2015/10/21/chartex" xmlns:cx3="http://schemas.microsoft.com/office/drawing/2016/5/9/chartex" xmlns:cx4="http://schemas.microsoft.com/office/drawing/2016/5/10/chartex" xmlns:cx5="http://schemas.microsoft.com/office/drawing/2016/5/11/chartex" xmlns:cx6="http://schemas.microsoft.com/office/drawing/2016/5/12/chartex" xmlns:cx7="http://schemas.microsoft.com/office/drawing/2016/5/13/chartex" xmlns:cx8="http://schemas.microsoft.com/office/drawing/2016/5/14/chartex" xmlns:mc="http://schemas.openxmlformats.org/markup-compatibility/2006" xmlns:aink="http://schemas.microsoft.com/office/drawing/2016/ink" xmlns:am3d="http://schemas.microsoft.com/office/drawing/2017/model3d" xmlns:o="urn:schemas-microsoft-com:office:office" xmlns:r="http://schemas.openxmlformats.org/officeDocument/2006/relationships" xmlns:m="http://schemas.openxmlformats.org/officeDocument/2006/math" xmlns:v="urn:schemas-microsoft-com:vml" xmlns:wp14="http://schemas.microsoft.com/office/word/2010/wordprocessingDrawing" xmlns:wp="http://schemas.openxmlformats.org/drawingml/2006/wordprocessingDrawing" xmlns:w10="urn:schemas-microsoft-com:office:word" xmlns:w="http://schemas.openxmlformats.org/wordprocessingml/2006/main" xmlns:w14="http://schemas.microsoft.com/office/word/2010/wordml" xmlns:w15="http://schemas.microsoft.com/office/word/2012/wordml" xmlns:w16cex="http://schemas.microsoft.com/office/word/2018/wordml/cex" xmlns:w16cid="http://schemas.microsoft.com/office/word/2016/wordml/cid" xmlns:w16="http://schemas.microsoft.com/office/word/2018/wordml" xmlns:w16se="http://schemas.microsoft.com/office/word/2015/wordml/symex" xmlns:wpg="http://schemas.microsoft.com/office/word/2010/wordprocessingGroup" xmlns:wpi="http://schemas.microsoft.com/office/word/2010/wordprocessingInk" xmlns:wne="http://schemas.microsoft.com/office/word/2006/wordml" xmlns:wps="http://schemas.microsoft.com/office/word/2010/wordprocessingShape" mc:Ignorable="w14 w15 w16se w16cid w16 w16cex wp14">
   <w:sdt>
     <w:sdtPr>
       <w:id w:val="-1835994527"/>
@@ -4276,6 +4316,7 @@
         <w:docPartUnique/>
       </w:docPartObj>
     </w:sdtPr>
+    <w:sdtEndPr/>
     <w:sdtContent>
       <w:p>
         <w:pPr>
@@ -4309,7 +4350,7 @@
 </file>
 
 <file path=word/footer5.xml><?xml version="1.0" encoding="utf-8"?>
-<w:ftr xmlns:wpc="http://schemas.microsoft.com/office/word/2010/wordprocessingCanvas" xmlns:cx="http://schemas.microsoft.com/office/drawing/2014/chartex" xmlns:cx1="http://schemas.microsoft.com/office/drawing/2015/9/8/chartex" xmlns:cx2="http://schemas.microsoft.com/office/drawing/2015/10/21/chartex" xmlns:cx3="http://schemas.microsoft.com/office/drawing/2016/5/9/chartex" xmlns:cx4="http://schemas.microsoft.com/office/drawing/2016/5/10/chartex" xmlns:cx5="http://schemas.microsoft.com/office/drawing/2016/5/11/chartex" xmlns:cx6="http://schemas.microsoft.com/office/drawing/2016/5/12/chartex" xmlns:cx7="http://schemas.microsoft.com/office/drawing/2016/5/13/chartex" xmlns:cx8="http://schemas.microsoft.com/office/drawing/2016/5/14/chartex" xmlns:mc="http://schemas.openxmlformats.org/markup-compatibility/2006" xmlns:aink="http://schemas.microsoft.com/office/drawing/2016/ink" xmlns:am3d="http://schemas.microsoft.com/office/drawing/2017/model3d" xmlns:o="urn:schemas-microsoft-com:office:office" xmlns:oel="http://schemas.microsoft.com/office/2019/extlst" xmlns:r="http://schemas.openxmlformats.org/officeDocument/2006/relationships" xmlns:m="http://schemas.openxmlformats.org/officeDocument/2006/math" xmlns:v="urn:schemas-microsoft-com:vml" xmlns:wp14="http://schemas.microsoft.com/office/word/2010/wordprocessingDrawing" xmlns:wp="http://schemas.openxmlformats.org/drawingml/2006/wordprocessingDrawing" xmlns:w10="urn:schemas-microsoft-com:office:word" xmlns:w="http://schemas.openxmlformats.org/wordprocessingml/2006/main" xmlns:w14="http://schemas.microsoft.com/office/word/2010/wordml" xmlns:w15="http://schemas.microsoft.com/office/word/2012/wordml" xmlns:w16cex="http://schemas.microsoft.com/office/word/2018/wordml/cex" xmlns:w16cid="http://schemas.microsoft.com/office/word/2016/wordml/cid" xmlns:w16="http://schemas.microsoft.com/office/word/2018/wordml" xmlns:w16du="http://schemas.microsoft.com/office/word/2023/wordml/word16du" xmlns:w16sdtdh="http://schemas.microsoft.com/office/word/2020/wordml/sdtdatahash" xmlns:w16sdtfl="http://schemas.microsoft.com/office/word/2024/wordml/sdtformatlock" xmlns:w16se="http://schemas.microsoft.com/office/word/2015/wordml/symex" xmlns:wpg="http://schemas.microsoft.com/office/word/2010/wordprocessingGroup" xmlns:wpi="http://schemas.microsoft.com/office/word/2010/wordprocessingInk" xmlns:wne="http://schemas.microsoft.com/office/word/2006/wordml" xmlns:wps="http://schemas.microsoft.com/office/word/2010/wordprocessingShape" mc:Ignorable="w14 w15 w16se w16cid w16 w16cex w16sdtdh w16sdtfl w16du wp14">
+<w:ftr xmlns:wpc="http://schemas.microsoft.com/office/word/2010/wordprocessingCanvas" xmlns:cx="http://schemas.microsoft.com/office/drawing/2014/chartex" xmlns:cx1="http://schemas.microsoft.com/office/drawing/2015/9/8/chartex" xmlns:cx2="http://schemas.microsoft.com/office/drawing/2015/10/21/chartex" xmlns:cx3="http://schemas.microsoft.com/office/drawing/2016/5/9/chartex" xmlns:cx4="http://schemas.microsoft.com/office/drawing/2016/5/10/chartex" xmlns:cx5="http://schemas.microsoft.com/office/drawing/2016/5/11/chartex" xmlns:cx6="http://schemas.microsoft.com/office/drawing/2016/5/12/chartex" xmlns:cx7="http://schemas.microsoft.com/office/drawing/2016/5/13/chartex" xmlns:cx8="http://schemas.microsoft.com/office/drawing/2016/5/14/chartex" xmlns:mc="http://schemas.openxmlformats.org/markup-compatibility/2006" xmlns:aink="http://schemas.microsoft.com/office/drawing/2016/ink" xmlns:am3d="http://schemas.microsoft.com/office/drawing/2017/model3d" xmlns:o="urn:schemas-microsoft-com:office:office" xmlns:r="http://schemas.openxmlformats.org/officeDocument/2006/relationships" xmlns:m="http://schemas.openxmlformats.org/officeDocument/2006/math" xmlns:v="urn:schemas-microsoft-com:vml" xmlns:wp14="http://schemas.microsoft.com/office/word/2010/wordprocessingDrawing" xmlns:wp="http://schemas.openxmlformats.org/drawingml/2006/wordprocessingDrawing" xmlns:w10="urn:schemas-microsoft-com:office:word" xmlns:w="http://schemas.openxmlformats.org/wordprocessingml/2006/main" xmlns:w14="http://schemas.microsoft.com/office/word/2010/wordml" xmlns:w15="http://schemas.microsoft.com/office/word/2012/wordml" xmlns:w16cex="http://schemas.microsoft.com/office/word/2018/wordml/cex" xmlns:w16cid="http://schemas.microsoft.com/office/word/2016/wordml/cid" xmlns:w16="http://schemas.microsoft.com/office/word/2018/wordml" xmlns:w16se="http://schemas.microsoft.com/office/word/2015/wordml/symex" xmlns:wpg="http://schemas.microsoft.com/office/word/2010/wordprocessingGroup" xmlns:wpi="http://schemas.microsoft.com/office/word/2010/wordprocessingInk" xmlns:wne="http://schemas.microsoft.com/office/word/2006/wordml" xmlns:wps="http://schemas.microsoft.com/office/word/2010/wordprocessingShape" mc:Ignorable="w14 w15 w16se w16cid w16 w16cex wp14">
   <w:p>
     <w:pPr>
       <w:pStyle w:val="a9"/>
@@ -4335,7 +4376,7 @@
 </file>
 
 <file path=word/footer6.xml><?xml version="1.0" encoding="utf-8"?>
-<w:ftr xmlns:wpc="http://schemas.microsoft.com/office/word/2010/wordprocessingCanvas" xmlns:cx="http://schemas.microsoft.com/office/drawing/2014/chartex" xmlns:cx1="http://schemas.microsoft.com/office/drawing/2015/9/8/chartex" xmlns:cx2="http://schemas.microsoft.com/office/drawing/2015/10/21/chartex" xmlns:cx3="http://schemas.microsoft.com/office/drawing/2016/5/9/chartex" xmlns:cx4="http://schemas.microsoft.com/office/drawing/2016/5/10/chartex" xmlns:cx5="http://schemas.microsoft.com/office/drawing/2016/5/11/chartex" xmlns:cx6="http://schemas.microsoft.com/office/drawing/2016/5/12/chartex" xmlns:cx7="http://schemas.microsoft.com/office/drawing/2016/5/13/chartex" xmlns:cx8="http://schemas.microsoft.com/office/drawing/2016/5/14/chartex" xmlns:mc="http://schemas.openxmlformats.org/markup-compatibility/2006" xmlns:aink="http://schemas.microsoft.com/office/drawing/2016/ink" xmlns:am3d="http://schemas.microsoft.com/office/drawing/2017/model3d" xmlns:o="urn:schemas-microsoft-com:office:office" xmlns:oel="http://schemas.microsoft.com/office/2019/extlst" xmlns:r="http://schemas.openxmlformats.org/officeDocument/2006/relationships" xmlns:m="http://schemas.openxmlformats.org/officeDocument/2006/math" xmlns:v="urn:schemas-microsoft-com:vml" xmlns:wp14="http://schemas.microsoft.com/office/word/2010/wordprocessingDrawing" xmlns:wp="http://schemas.openxmlformats.org/drawingml/2006/wordprocessingDrawing" xmlns:w10="urn:schemas-microsoft-com:office:word" xmlns:w="http://schemas.openxmlformats.org/wordprocessingml/2006/main" xmlns:w14="http://schemas.microsoft.com/office/word/2010/wordml" xmlns:w15="http://schemas.microsoft.com/office/word/2012/wordml" xmlns:w16cex="http://schemas.microsoft.com/office/word/2018/wordml/cex" xmlns:w16cid="http://schemas.microsoft.com/office/word/2016/wordml/cid" xmlns:w16="http://schemas.microsoft.com/office/word/2018/wordml" xmlns:w16du="http://schemas.microsoft.com/office/word/2023/wordml/word16du" xmlns:w16sdtdh="http://schemas.microsoft.com/office/word/2020/wordml/sdtdatahash" xmlns:w16sdtfl="http://schemas.microsoft.com/office/word/2024/wordml/sdtformatlock" xmlns:w16se="http://schemas.microsoft.com/office/word/2015/wordml/symex" xmlns:wpg="http://schemas.microsoft.com/office/word/2010/wordprocessingGroup" xmlns:wpi="http://schemas.microsoft.com/office/word/2010/wordprocessingInk" xmlns:wne="http://schemas.microsoft.com/office/word/2006/wordml" xmlns:wps="http://schemas.microsoft.com/office/word/2010/wordprocessingShape" mc:Ignorable="w14 w15 w16se w16cid w16 w16cex w16sdtdh w16sdtfl w16du wp14">
+<w:ftr xmlns:wpc="http://schemas.microsoft.com/office/word/2010/wordprocessingCanvas" xmlns:cx="http://schemas.microsoft.com/office/drawing/2014/chartex" xmlns:cx1="http://schemas.microsoft.com/office/drawing/2015/9/8/chartex" xmlns:cx2="http://schemas.microsoft.com/office/drawing/2015/10/21/chartex" xmlns:cx3="http://schemas.microsoft.com/office/drawing/2016/5/9/chartex" xmlns:cx4="http://schemas.microsoft.com/office/drawing/2016/5/10/chartex" xmlns:cx5="http://schemas.microsoft.com/office/drawing/2016/5/11/chartex" xmlns:cx6="http://schemas.microsoft.com/office/drawing/2016/5/12/chartex" xmlns:cx7="http://schemas.microsoft.com/office/drawing/2016/5/13/chartex" xmlns:cx8="http://schemas.microsoft.com/office/drawing/2016/5/14/chartex" xmlns:mc="http://schemas.openxmlformats.org/markup-compatibility/2006" xmlns:aink="http://schemas.microsoft.com/office/drawing/2016/ink" xmlns:am3d="http://schemas.microsoft.com/office/drawing/2017/model3d" xmlns:o="urn:schemas-microsoft-com:office:office" xmlns:r="http://schemas.openxmlformats.org/officeDocument/2006/relationships" xmlns:m="http://schemas.openxmlformats.org/officeDocument/2006/math" xmlns:v="urn:schemas-microsoft-com:vml" xmlns:wp14="http://schemas.microsoft.com/office/word/2010/wordprocessingDrawing" xmlns:wp="http://schemas.openxmlformats.org/drawingml/2006/wordprocessingDrawing" xmlns:w10="urn:schemas-microsoft-com:office:word" xmlns:w="http://schemas.openxmlformats.org/wordprocessingml/2006/main" xmlns:w14="http://schemas.microsoft.com/office/word/2010/wordml" xmlns:w15="http://schemas.microsoft.com/office/word/2012/wordml" xmlns:w16cex="http://schemas.microsoft.com/office/word/2018/wordml/cex" xmlns:w16cid="http://schemas.microsoft.com/office/word/2016/wordml/cid" xmlns:w16="http://schemas.microsoft.com/office/word/2018/wordml" xmlns:w16se="http://schemas.microsoft.com/office/word/2015/wordml/symex" xmlns:wpg="http://schemas.microsoft.com/office/word/2010/wordprocessingGroup" xmlns:wpi="http://schemas.microsoft.com/office/word/2010/wordprocessingInk" xmlns:wne="http://schemas.microsoft.com/office/word/2006/wordml" xmlns:wps="http://schemas.microsoft.com/office/word/2010/wordprocessingShape" mc:Ignorable="w14 w15 w16se w16cid w16 w16cex wp14">
   <w:sdt>
     <w:sdtPr>
       <w:id w:val="-751662454"/>
@@ -4344,6 +4385,7 @@
         <w:docPartUnique/>
       </w:docPartObj>
     </w:sdtPr>
+    <w:sdtEndPr/>
     <w:sdtContent>
       <w:p>
         <w:pPr>
@@ -4377,7 +4419,7 @@
 </file>
 
 <file path=word/footer7.xml><?xml version="1.0" encoding="utf-8"?>
-<w:ftr xmlns:wpc="http://schemas.microsoft.com/office/word/2010/wordprocessingCanvas" xmlns:cx="http://schemas.microsoft.com/office/drawing/2014/chartex" xmlns:cx1="http://schemas.microsoft.com/office/drawing/2015/9/8/chartex" xmlns:cx2="http://schemas.microsoft.com/office/drawing/2015/10/21/chartex" xmlns:cx3="http://schemas.microsoft.com/office/drawing/2016/5/9/chartex" xmlns:cx4="http://schemas.microsoft.com/office/drawing/2016/5/10/chartex" xmlns:cx5="http://schemas.microsoft.com/office/drawing/2016/5/11/chartex" xmlns:cx6="http://schemas.microsoft.com/office/drawing/2016/5/12/chartex" xmlns:cx7="http://schemas.microsoft.com/office/drawing/2016/5/13/chartex" xmlns:cx8="http://schemas.microsoft.com/office/drawing/2016/5/14/chartex" xmlns:mc="http://schemas.openxmlformats.org/markup-compatibility/2006" xmlns:aink="http://schemas.microsoft.com/office/drawing/2016/ink" xmlns:am3d="http://schemas.microsoft.com/office/drawing/2017/model3d" xmlns:o="urn:schemas-microsoft-com:office:office" xmlns:oel="http://schemas.microsoft.com/office/2019/extlst" xmlns:r="http://schemas.openxmlformats.org/officeDocument/2006/relationships" xmlns:m="http://schemas.openxmlformats.org/officeDocument/2006/math" xmlns:v="urn:schemas-microsoft-com:vml" xmlns:wp14="http://schemas.microsoft.com/office/word/2010/wordprocessingDrawing" xmlns:wp="http://schemas.openxmlformats.org/drawingml/2006/wordprocessingDrawing" xmlns:w10="urn:schemas-microsoft-com:office:word" xmlns:w="http://schemas.openxmlformats.org/wordprocessingml/2006/main" xmlns:w14="http://schemas.microsoft.com/office/word/2010/wordml" xmlns:w15="http://schemas.microsoft.com/office/word/2012/wordml" xmlns:w16cex="http://schemas.microsoft.com/office/word/2018/wordml/cex" xmlns:w16cid="http://schemas.microsoft.com/office/word/2016/wordml/cid" xmlns:w16="http://schemas.microsoft.com/office/word/2018/wordml" xmlns:w16du="http://schemas.microsoft.com/office/word/2023/wordml/word16du" xmlns:w16sdtdh="http://schemas.microsoft.com/office/word/2020/wordml/sdtdatahash" xmlns:w16sdtfl="http://schemas.microsoft.com/office/word/2024/wordml/sdtformatlock" xmlns:w16se="http://schemas.microsoft.com/office/word/2015/wordml/symex" xmlns:wpg="http://schemas.microsoft.com/office/word/2010/wordprocessingGroup" xmlns:wpi="http://schemas.microsoft.com/office/word/2010/wordprocessingInk" xmlns:wne="http://schemas.microsoft.com/office/word/2006/wordml" xmlns:wps="http://schemas.microsoft.com/office/word/2010/wordprocessingShape" mc:Ignorable="w14 w15 w16se w16cid w16 w16cex w16sdtdh w16sdtfl w16du wp14">
+<w:ftr xmlns:wpc="http://schemas.microsoft.com/office/word/2010/wordprocessingCanvas" xmlns:cx="http://schemas.microsoft.com/office/drawing/2014/chartex" xmlns:cx1="http://schemas.microsoft.com/office/drawing/2015/9/8/chartex" xmlns:cx2="http://schemas.microsoft.com/office/drawing/2015/10/21/chartex" xmlns:cx3="http://schemas.microsoft.com/office/drawing/2016/5/9/chartex" xmlns:cx4="http://schemas.microsoft.com/office/drawing/2016/5/10/chartex" xmlns:cx5="http://schemas.microsoft.com/office/drawing/2016/5/11/chartex" xmlns:cx6="http://schemas.microsoft.com/office/drawing/2016/5/12/chartex" xmlns:cx7="http://schemas.microsoft.com/office/drawing/2016/5/13/chartex" xmlns:cx8="http://schemas.microsoft.com/office/drawing/2016/5/14/chartex" xmlns:mc="http://schemas.openxmlformats.org/markup-compatibility/2006" xmlns:aink="http://schemas.microsoft.com/office/drawing/2016/ink" xmlns:am3d="http://schemas.microsoft.com/office/drawing/2017/model3d" xmlns:o="urn:schemas-microsoft-com:office:office" xmlns:r="http://schemas.openxmlformats.org/officeDocument/2006/relationships" xmlns:m="http://schemas.openxmlformats.org/officeDocument/2006/math" xmlns:v="urn:schemas-microsoft-com:vml" xmlns:wp14="http://schemas.microsoft.com/office/word/2010/wordprocessingDrawing" xmlns:wp="http://schemas.openxmlformats.org/drawingml/2006/wordprocessingDrawing" xmlns:w10="urn:schemas-microsoft-com:office:word" xmlns:w="http://schemas.openxmlformats.org/wordprocessingml/2006/main" xmlns:w14="http://schemas.microsoft.com/office/word/2010/wordml" xmlns:w15="http://schemas.microsoft.com/office/word/2012/wordml" xmlns:w16cex="http://schemas.microsoft.com/office/word/2018/wordml/cex" xmlns:w16cid="http://schemas.microsoft.com/office/word/2016/wordml/cid" xmlns:w16="http://schemas.microsoft.com/office/word/2018/wordml" xmlns:w16se="http://schemas.microsoft.com/office/word/2015/wordml/symex" xmlns:wpg="http://schemas.microsoft.com/office/word/2010/wordprocessingGroup" xmlns:wpi="http://schemas.microsoft.com/office/word/2010/wordprocessingInk" xmlns:wne="http://schemas.microsoft.com/office/word/2006/wordml" xmlns:wps="http://schemas.microsoft.com/office/word/2010/wordprocessingShape" mc:Ignorable="w14 w15 w16se w16cid w16 w16cex wp14">
   <w:p>
     <w:pPr>
       <w:pStyle w:val="a9"/>
@@ -4387,7 +4429,7 @@
 </file>
 
 <file path=word/footnotes.xml><?xml version="1.0" encoding="utf-8"?>
-<w:footnotes xmlns:wpc="http://schemas.microsoft.com/office/word/2010/wordprocessingCanvas" xmlns:cx="http://schemas.microsoft.com/office/drawing/2014/chartex" xmlns:cx1="http://schemas.microsoft.com/office/drawing/2015/9/8/chartex" xmlns:cx2="http://schemas.microsoft.com/office/drawing/2015/10/21/chartex" xmlns:cx3="http://schemas.microsoft.com/office/drawing/2016/5/9/chartex" xmlns:cx4="http://schemas.microsoft.com/office/drawing/2016/5/10/chartex" xmlns:cx5="http://schemas.microsoft.com/office/drawing/2016/5/11/chartex" xmlns:cx6="http://schemas.microsoft.com/office/drawing/2016/5/12/chartex" xmlns:cx7="http://schemas.microsoft.com/office/drawing/2016/5/13/chartex" xmlns:cx8="http://schemas.microsoft.com/office/drawing/2016/5/14/chartex" xmlns:mc="http://schemas.openxmlformats.org/markup-compatibility/2006" xmlns:aink="http://schemas.microsoft.com/office/drawing/2016/ink" xmlns:am3d="http://schemas.microsoft.com/office/drawing/2017/model3d" xmlns:o="urn:schemas-microsoft-com:office:office" xmlns:oel="http://schemas.microsoft.com/office/2019/extlst" xmlns:r="http://schemas.openxmlformats.org/officeDocument/2006/relationships" xmlns:m="http://schemas.openxmlformats.org/officeDocument/2006/math" xmlns:v="urn:schemas-microsoft-com:vml" xmlns:wp14="http://schemas.microsoft.com/office/word/2010/wordprocessingDrawing" xmlns:wp="http://schemas.openxmlformats.org/drawingml/2006/wordprocessingDrawing" xmlns:w10="urn:schemas-microsoft-com:office:word" xmlns:w="http://schemas.openxmlformats.org/wordprocessingml/2006/main" xmlns:w14="http://schemas.microsoft.com/office/word/2010/wordml" xmlns:w15="http://schemas.microsoft.com/office/word/2012/wordml" xmlns:w16cex="http://schemas.microsoft.com/office/word/2018/wordml/cex" xmlns:w16cid="http://schemas.microsoft.com/office/word/2016/wordml/cid" xmlns:w16="http://schemas.microsoft.com/office/word/2018/wordml" xmlns:w16du="http://schemas.microsoft.com/office/word/2023/wordml/word16du" xmlns:w16sdtdh="http://schemas.microsoft.com/office/word/2020/wordml/sdtdatahash" xmlns:w16sdtfl="http://schemas.microsoft.com/office/word/2024/wordml/sdtformatlock" xmlns:w16se="http://schemas.microsoft.com/office/word/2015/wordml/symex" xmlns:wpg="http://schemas.microsoft.com/office/word/2010/wordprocessingGroup" xmlns:wpi="http://schemas.microsoft.com/office/word/2010/wordprocessingInk" xmlns:wne="http://schemas.microsoft.com/office/word/2006/wordml" xmlns:wps="http://schemas.microsoft.com/office/word/2010/wordprocessingShape" mc:Ignorable="w14 w15 w16se w16cid w16 w16cex w16sdtdh w16sdtfl w16du wp14">
+<w:footnotes xmlns:wpc="http://schemas.microsoft.com/office/word/2010/wordprocessingCanvas" xmlns:cx="http://schemas.microsoft.com/office/drawing/2014/chartex" xmlns:cx1="http://schemas.microsoft.com/office/drawing/2015/9/8/chartex" xmlns:cx2="http://schemas.microsoft.com/office/drawing/2015/10/21/chartex" xmlns:cx3="http://schemas.microsoft.com/office/drawing/2016/5/9/chartex" xmlns:cx4="http://schemas.microsoft.com/office/drawing/2016/5/10/chartex" xmlns:cx5="http://schemas.microsoft.com/office/drawing/2016/5/11/chartex" xmlns:cx6="http://schemas.microsoft.com/office/drawing/2016/5/12/chartex" xmlns:cx7="http://schemas.microsoft.com/office/drawing/2016/5/13/chartex" xmlns:cx8="http://schemas.microsoft.com/office/drawing/2016/5/14/chartex" xmlns:mc="http://schemas.openxmlformats.org/markup-compatibility/2006" xmlns:aink="http://schemas.microsoft.com/office/drawing/2016/ink" xmlns:am3d="http://schemas.microsoft.com/office/drawing/2017/model3d" xmlns:o="urn:schemas-microsoft-com:office:office" xmlns:r="http://schemas.openxmlformats.org/officeDocument/2006/relationships" xmlns:m="http://schemas.openxmlformats.org/officeDocument/2006/math" xmlns:v="urn:schemas-microsoft-com:vml" xmlns:wp14="http://schemas.microsoft.com/office/word/2010/wordprocessingDrawing" xmlns:wp="http://schemas.openxmlformats.org/drawingml/2006/wordprocessingDrawing" xmlns:w10="urn:schemas-microsoft-com:office:word" xmlns:w="http://schemas.openxmlformats.org/wordprocessingml/2006/main" xmlns:w14="http://schemas.microsoft.com/office/word/2010/wordml" xmlns:w15="http://schemas.microsoft.com/office/word/2012/wordml" xmlns:w16cex="http://schemas.microsoft.com/office/word/2018/wordml/cex" xmlns:w16cid="http://schemas.microsoft.com/office/word/2016/wordml/cid" xmlns:w16="http://schemas.microsoft.com/office/word/2018/wordml" xmlns:w16se="http://schemas.microsoft.com/office/word/2015/wordml/symex" xmlns:wpg="http://schemas.microsoft.com/office/word/2010/wordprocessingGroup" xmlns:wpi="http://schemas.microsoft.com/office/word/2010/wordprocessingInk" xmlns:wne="http://schemas.microsoft.com/office/word/2006/wordml" xmlns:wps="http://schemas.microsoft.com/office/word/2010/wordprocessingShape" mc:Ignorable="w14 w15 w16se w16cid w16 w16cex wp14">
   <w:footnote w:type="separator" w:id="-1">
     <w:p>
       <w:r>
@@ -4430,7 +4472,10 @@
         <w:footnoteRef/>
       </w:r>
       <w:r>
-        <w:t xml:space="preserve"> Отношение численности занятых с высшим профессиональным образованием к общей численности населения с соответствующим уровнем образования. </w:t>
+        <w:t xml:space="preserve"> Отношение численности занятых с высшим профессиональным образованием к общей численности населения с соответствующим уровнем образова</w:t>
+      </w:r>
+      <w:r>
+        <w:t>ния. </w:t>
       </w:r>
     </w:p>
   </w:footnote>
@@ -4454,7 +4499,7 @@
 </file>
 
 <file path=word/styles.xml><?xml version="1.0" encoding="utf-8"?>
-<w:styles xmlns:mc="http://schemas.openxmlformats.org/markup-compatibility/2006" xmlns:r="http://schemas.openxmlformats.org/officeDocument/2006/relationships" xmlns:w="http://schemas.openxmlformats.org/wordprocessingml/2006/main" xmlns:w14="http://schemas.microsoft.com/office/word/2010/wordml" xmlns:w15="http://schemas.microsoft.com/office/word/2012/wordml" xmlns:w16cex="http://schemas.microsoft.com/office/word/2018/wordml/cex" xmlns:w16cid="http://schemas.microsoft.com/office/word/2016/wordml/cid" xmlns:w16="http://schemas.microsoft.com/office/word/2018/wordml" xmlns:w16du="http://schemas.microsoft.com/office/word/2023/wordml/word16du" xmlns:w16sdtdh="http://schemas.microsoft.com/office/word/2020/wordml/sdtdatahash" xmlns:w16sdtfl="http://schemas.microsoft.com/office/word/2024/wordml/sdtformatlock" xmlns:w16se="http://schemas.microsoft.com/office/word/2015/wordml/symex" mc:Ignorable="w14 w15 w16se w16cid w16 w16cex w16sdtdh w16sdtfl w16du">
+<w:styles xmlns:mc="http://schemas.openxmlformats.org/markup-compatibility/2006" xmlns:r="http://schemas.openxmlformats.org/officeDocument/2006/relationships" xmlns:w="http://schemas.openxmlformats.org/wordprocessingml/2006/main" xmlns:w14="http://schemas.microsoft.com/office/word/2010/wordml" xmlns:w15="http://schemas.microsoft.com/office/word/2012/wordml" xmlns:w16cex="http://schemas.microsoft.com/office/word/2018/wordml/cex" xmlns:w16cid="http://schemas.microsoft.com/office/word/2016/wordml/cid" xmlns:w16="http://schemas.microsoft.com/office/word/2018/wordml" xmlns:w16se="http://schemas.microsoft.com/office/word/2015/wordml/symex" mc:Ignorable="w14 w15 w16se w16cid w16 w16cex">
   <w:docDefaults>
     <w:rPrDefault>
       <w:rPr>
@@ -5293,6 +5338,9 @@
       <w:sz w:val="22"/>
     </w:rPr>
     <w:tblPr/>
+    <w:tcPr>
+      <w:shd w:val="clear" w:color="auto" w:fill="DEEAF6" w:themeFill="accent5" w:themeFillTint="33"/>
+    </w:tcPr>
     <w:tblStylePr w:type="firstRow">
       <w:rPr>
         <w:b/>
@@ -5597,7 +5645,7 @@
 </file>
 
 <file path=customXml/itemProps1.xml><?xml version="1.0" encoding="utf-8"?>
-<ds:datastoreItem xmlns:ds="http://schemas.openxmlformats.org/officeDocument/2006/customXml" ds:itemID="{21C15361-D729-4ABE-BB2E-13F6325EF5A5}">
+<ds:datastoreItem xmlns:ds="http://schemas.openxmlformats.org/officeDocument/2006/customXml" ds:itemID="{BC95A813-4907-43D3-A7A0-472043387DA3}">
   <ds:schemaRefs>
     <ds:schemaRef ds:uri="http://schemas.openxmlformats.org/officeDocument/2006/bibliography"/>
   </ds:schemaRefs>
